--- a/papers/08_回源对照表.docx
+++ b/papers/08_回源对照表.docx
@@ -23,12 +23,6 @@
       <w:pPr>
         <w:pStyle w:val="BlockText"/>
       </w:pPr>
-      <w:r>
-        <w:t xml:space="preserve">⚠️</w:t>
-      </w:r>
-      <w:r>
-        <w:t xml:space="preserve"> </w:t>
-      </w:r>
       <w:r>
         <w:rPr>
           <w:bCs/>
@@ -57,22 +51,13 @@
         <w:t xml:space="preserve">语义与本文用法一致</w:t>
       </w:r>
       <w:r>
-        <w:t xml:space="preserve"> </w:t>
-      </w:r>
-      <w:r>
-        <w:t xml:space="preserve">⇒ 语义核对仍需人读一行。</w:t>
+        <w:t xml:space="preserve">，语义核对仍需人读一行。</w:t>
       </w:r>
     </w:p>
     <w:p>
       <w:pPr>
         <w:pStyle w:val="BlockText"/>
       </w:pPr>
-      <w:r>
-        <w:t xml:space="preserve">⚠️</w:t>
-      </w:r>
-      <w:r>
-        <w:t xml:space="preserve"> </w:t>
-      </w:r>
       <w:r>
         <w:rPr>
           <w:bCs/>
@@ -143,12 +128,6 @@
         <w:pStyle w:val="BlockText"/>
       </w:pPr>
       <w:r>
-        <w:t xml:space="preserve">★</w:t>
-      </w:r>
-      <w:r>
-        <w:t xml:space="preserve"> </w:t>
-      </w:r>
-      <w:r>
         <w:rPr>
           <w:bCs/>
           <w:b/>
@@ -156,10 +135,7 @@
         <w:t xml:space="preserve">四篇的头条读数，没有任何一个被独立主体复核过</w:t>
       </w:r>
       <w:r>
-        <w:t xml:space="preserve"> </w:t>
-      </w:r>
-      <w:r>
-        <w:t xml:space="preserve">⇒ 本表证明的是「数字有出处」，</w:t>
+        <w:t xml:space="preserve">，本表证明的是「数字有出处」，</w:t>
       </w:r>
       <w:r>
         <w:rPr>
@@ -280,11 +256,7 @@
           <w:p>
             <w:pPr>
               <w:pStyle w:val="Compact"/>
-              <w:jc w:val="center"/>
-            </w:pPr>
-            <w:r>
-              <w:t xml:space="preserve">✅</w:t>
-            </w:r>
+            </w:pPr>
           </w:p>
         </w:tc>
         <w:tc>
@@ -410,11 +382,7 @@
           <w:p>
             <w:pPr>
               <w:pStyle w:val="Compact"/>
-              <w:jc w:val="center"/>
-            </w:pPr>
-            <w:r>
-              <w:t xml:space="preserve">✅</w:t>
-            </w:r>
+            </w:pPr>
           </w:p>
         </w:tc>
         <w:tc>
@@ -507,11 +475,7 @@
           <w:p>
             <w:pPr>
               <w:pStyle w:val="Compact"/>
-              <w:jc w:val="center"/>
-            </w:pPr>
-            <w:r>
-              <w:t xml:space="preserve">✅</w:t>
-            </w:r>
+            </w:pPr>
           </w:p>
         </w:tc>
         <w:tc>
@@ -637,11 +601,7 @@
           <w:p>
             <w:pPr>
               <w:pStyle w:val="Compact"/>
-              <w:jc w:val="center"/>
-            </w:pPr>
-            <w:r>
-              <w:t xml:space="preserve">✅</w:t>
-            </w:r>
+            </w:pPr>
           </w:p>
         </w:tc>
         <w:tc>
@@ -767,11 +727,7 @@
           <w:p>
             <w:pPr>
               <w:pStyle w:val="Compact"/>
-              <w:jc w:val="center"/>
-            </w:pPr>
-            <w:r>
-              <w:t xml:space="preserve">✅</w:t>
-            </w:r>
+            </w:pPr>
           </w:p>
         </w:tc>
         <w:tc>
@@ -887,11 +843,7 @@
           <w:p>
             <w:pPr>
               <w:pStyle w:val="Compact"/>
-              <w:jc w:val="center"/>
-            </w:pPr>
-            <w:r>
-              <w:t xml:space="preserve">✅</w:t>
-            </w:r>
+            </w:pPr>
           </w:p>
         </w:tc>
         <w:tc>
@@ -927,7 +879,7 @@
                 <w:bCs/>
                 <w:b/>
               </w:rPr>
-              <w:t xml:space="preserve">采样能加"说法数"（α≈0.9）但加不了"有效维度"（S1: K=32 时 PR=4.11 vs 等距隔离参考 30.37 ⇒ structure_index=0.135）。</w:t>
+              <w:t xml:space="preserve">采样能加"说法数"（α≈0.9）但加不了"有效维度"（S1: K=32 时 PR=4.11 vs 等距隔离参考 30.37，structure_index=0.135）。</w:t>
             </w:r>
           </w:p>
         </w:tc>
@@ -962,11 +914,7 @@
           <w:p>
             <w:pPr>
               <w:pStyle w:val="Compact"/>
-              <w:jc w:val="center"/>
-            </w:pPr>
-            <w:r>
-              <w:t xml:space="preserve">✅</w:t>
-            </w:r>
+            </w:pPr>
           </w:p>
         </w:tc>
         <w:tc>
@@ -1002,7 +950,7 @@
                 <w:bCs/>
                 <w:b/>
               </w:rPr>
-              <w:t xml:space="preserve">采样能加"说法数"（α≈0.9）但加不了"有效维度"（S1: K=32 时 PR=4.11 vs 等距隔离参考 30.37 ⇒ structure_index=0.135）。</w:t>
+              <w:t xml:space="preserve">采样能加"说法数"（α≈0.9）但加不了"有效维度"（S1: K=32 时 PR=4.11 vs 等距隔离参考 30.37，structure_index=0.135）。</w:t>
             </w:r>
           </w:p>
         </w:tc>
@@ -1037,11 +985,7 @@
           <w:p>
             <w:pPr>
               <w:pStyle w:val="Compact"/>
-              <w:jc w:val="center"/>
-            </w:pPr>
-            <w:r>
-              <w:t xml:space="preserve">✅</w:t>
-            </w:r>
+            </w:pPr>
           </w:p>
         </w:tc>
         <w:tc>
@@ -1167,11 +1111,7 @@
           <w:p>
             <w:pPr>
               <w:pStyle w:val="Compact"/>
-              <w:jc w:val="center"/>
-            </w:pPr>
-            <w:r>
-              <w:t xml:space="preserve">✅</w:t>
-            </w:r>
+            </w:pPr>
           </w:p>
         </w:tc>
         <w:tc>
@@ -1274,11 +1214,7 @@
           <w:p>
             <w:pPr>
               <w:pStyle w:val="Compact"/>
-              <w:jc w:val="center"/>
-            </w:pPr>
-            <w:r>
-              <w:t xml:space="preserve">✅</w:t>
-            </w:r>
+            </w:pPr>
           </w:p>
         </w:tc>
         <w:tc>
@@ -1381,11 +1317,7 @@
           <w:p>
             <w:pPr>
               <w:pStyle w:val="Compact"/>
-              <w:jc w:val="center"/>
-            </w:pPr>
-            <w:r>
-              <w:t xml:space="preserve">✅</w:t>
-            </w:r>
+            </w:pPr>
           </w:p>
         </w:tc>
         <w:tc>
@@ -1488,11 +1420,7 @@
           <w:p>
             <w:pPr>
               <w:pStyle w:val="Compact"/>
-              <w:jc w:val="center"/>
-            </w:pPr>
-            <w:r>
-              <w:t xml:space="preserve">✅</w:t>
-            </w:r>
+            </w:pPr>
           </w:p>
         </w:tc>
         <w:tc>
@@ -1595,11 +1523,7 @@
           <w:p>
             <w:pPr>
               <w:pStyle w:val="Compact"/>
-              <w:jc w:val="center"/>
-            </w:pPr>
-            <w:r>
-              <w:t xml:space="preserve">✅</w:t>
-            </w:r>
+            </w:pPr>
           </w:p>
         </w:tc>
         <w:tc>
@@ -1702,11 +1626,7 @@
           <w:p>
             <w:pPr>
               <w:pStyle w:val="Compact"/>
-              <w:jc w:val="center"/>
-            </w:pPr>
-            <w:r>
-              <w:t xml:space="preserve">✅</w:t>
-            </w:r>
+            </w:pPr>
           </w:p>
         </w:tc>
         <w:tc>
@@ -1809,11 +1729,7 @@
           <w:p>
             <w:pPr>
               <w:pStyle w:val="Compact"/>
-              <w:jc w:val="center"/>
-            </w:pPr>
-            <w:r>
-              <w:t xml:space="preserve">✅</w:t>
-            </w:r>
+            </w:pPr>
           </w:p>
         </w:tc>
         <w:tc>
@@ -1897,11 +1813,7 @@
           <w:p>
             <w:pPr>
               <w:pStyle w:val="Compact"/>
-              <w:jc w:val="center"/>
-            </w:pPr>
-            <w:r>
-              <w:t xml:space="preserve">✅</w:t>
-            </w:r>
+            </w:pPr>
           </w:p>
         </w:tc>
         <w:tc>
@@ -2003,11 +1915,7 @@
           <w:p>
             <w:pPr>
               <w:pStyle w:val="Compact"/>
-              <w:jc w:val="center"/>
-            </w:pPr>
-            <w:r>
-              <w:t xml:space="preserve">✅</w:t>
-            </w:r>
+            </w:pPr>
           </w:p>
         </w:tc>
         <w:tc>
@@ -2084,11 +1992,7 @@
           <w:p>
             <w:pPr>
               <w:pStyle w:val="Compact"/>
-              <w:jc w:val="center"/>
-            </w:pPr>
-            <w:r>
-              <w:t xml:space="preserve">✅</w:t>
-            </w:r>
+            </w:pPr>
           </w:p>
         </w:tc>
         <w:tc>
@@ -2214,11 +2118,7 @@
           <w:p>
             <w:pPr>
               <w:pStyle w:val="Compact"/>
-              <w:jc w:val="center"/>
-            </w:pPr>
-            <w:r>
-              <w:t xml:space="preserve">✅</w:t>
-            </w:r>
+            </w:pPr>
           </w:p>
         </w:tc>
         <w:tc>
@@ -2273,7 +2173,7 @@
               <w:t xml:space="preserve"> </w:t>
             </w:r>
             <w:r>
-              <w:t xml:space="preserve">⇒ 修正了"</w:t>
+              <w:t xml:space="preserve">修正了"</w:t>
             </w:r>
           </w:p>
         </w:tc>
@@ -2308,11 +2208,7 @@
           <w:p>
             <w:pPr>
               <w:pStyle w:val="Compact"/>
-              <w:jc w:val="center"/>
-            </w:pPr>
-            <w:r>
-              <w:t xml:space="preserve">✅</w:t>
-            </w:r>
+            </w:pPr>
           </w:p>
         </w:tc>
         <w:tc>
@@ -2430,11 +2326,7 @@
           <w:p>
             <w:pPr>
               <w:pStyle w:val="Compact"/>
-              <w:jc w:val="center"/>
-            </w:pPr>
-            <w:r>
-              <w:t xml:space="preserve">✅</w:t>
-            </w:r>
+            </w:pPr>
           </w:p>
         </w:tc>
         <w:tc>
@@ -2552,11 +2444,7 @@
           <w:p>
             <w:pPr>
               <w:pStyle w:val="Compact"/>
-              <w:jc w:val="center"/>
-            </w:pPr>
-            <w:r>
-              <w:t xml:space="preserve">✅</w:t>
-            </w:r>
+            </w:pPr>
           </w:p>
         </w:tc>
         <w:tc>
@@ -2668,11 +2556,7 @@
           <w:p>
             <w:pPr>
               <w:pStyle w:val="Compact"/>
-              <w:jc w:val="center"/>
-            </w:pPr>
-            <w:r>
-              <w:t xml:space="preserve">✅</w:t>
-            </w:r>
+            </w:pPr>
           </w:p>
         </w:tc>
         <w:tc>
@@ -2825,11 +2709,7 @@
           <w:p>
             <w:pPr>
               <w:pStyle w:val="Compact"/>
-              <w:jc w:val="center"/>
-            </w:pPr>
-            <w:r>
-              <w:t xml:space="preserve">✅</w:t>
-            </w:r>
+            </w:pPr>
           </w:p>
         </w:tc>
         <w:tc>
@@ -2846,7 +2726,7 @@
               <w:t xml:space="preserve">&lt;底稿&gt;/04_D_StateMachine_底稿.md:25</w:t>
             </w:r>
             <w:r>
-              <w:t xml:space="preserve">（★ 本行源行摘录为</w:t>
+              <w:t xml:space="preserve">（本行源行摘录为</w:t>
             </w:r>
             <w:r>
               <w:rPr>
@@ -2882,7 +2762,7 @@
                 <w:bCs/>
                 <w:b/>
               </w:rPr>
-              <w:t xml:space="preserve">④ ★ 双判官交叉验证。</w:t>
+              <w:t xml:space="preserve">④ 双判官交叉验证。</w:t>
             </w:r>
             <w:r>
               <w:t xml:space="preserve"> </w:t>
@@ -2898,7 +2778,7 @@
               <w:t xml:space="preserve">三个判官在核心对比上给出完全相同的数字（0胜6负，位置一致率 1.00）</w:t>
             </w:r>
             <w:r>
-              <w:t xml:space="preserve">，方向在六个对比中全部一致〔★</w:t>
+              <w:t xml:space="preserve">，方向在六个对比中全部一致〔</w:t>
             </w:r>
             <w:r>
               <w:t xml:space="preserve"> </w:t>
@@ -2911,10 +2791,7 @@
               <w:t xml:space="preserve">底稿逐字原文</w:t>
             </w:r>
             <w:r>
-              <w:t xml:space="preserve">；D 篇摘要⑤ 已按外部审稿改写为"集中在最强对比上，不是六条全等"⇒</w:t>
-            </w:r>
-            <w:r>
-              <w:t xml:space="preserve"> </w:t>
+              <w:t xml:space="preserve">；D 篇摘要⑤ 已按外部审稿改写为"集中在最强对比上，不是六条全等"，</w:t>
             </w:r>
             <w:r>
               <w:rPr>
@@ -2924,7 +2801,7 @@
               <w:t xml:space="preserve">本处不作为现行主张</w:t>
             </w:r>
             <w:r>
-              <w:t xml:space="preserve">〕 ⇒ **</w:t>
+              <w:t xml:space="preserve">〕，**</w:t>
             </w:r>
           </w:p>
         </w:tc>
@@ -2959,11 +2836,7 @@
           <w:p>
             <w:pPr>
               <w:pStyle w:val="Compact"/>
-              <w:jc w:val="center"/>
-            </w:pPr>
-            <w:r>
-              <w:t xml:space="preserve">✅</w:t>
-            </w:r>
+            </w:pPr>
           </w:p>
         </w:tc>
         <w:tc>
@@ -3101,11 +2974,7 @@
           <w:p>
             <w:pPr>
               <w:pStyle w:val="Compact"/>
-              <w:jc w:val="center"/>
-            </w:pPr>
-            <w:r>
-              <w:t xml:space="preserve">✅</w:t>
-            </w:r>
+            </w:pPr>
           </w:p>
         </w:tc>
         <w:tc>
@@ -3186,11 +3055,7 @@
           <w:p>
             <w:pPr>
               <w:pStyle w:val="Compact"/>
-              <w:jc w:val="center"/>
-            </w:pPr>
-            <w:r>
-              <w:t xml:space="preserve">✅</w:t>
-            </w:r>
+            </w:pPr>
           </w:p>
         </w:tc>
         <w:tc>
@@ -3283,11 +3148,7 @@
           <w:p>
             <w:pPr>
               <w:pStyle w:val="Compact"/>
-              <w:jc w:val="center"/>
-            </w:pPr>
-            <w:r>
-              <w:t xml:space="preserve">✅</w:t>
-            </w:r>
+            </w:pPr>
           </w:p>
         </w:tc>
         <w:tc>
@@ -3377,11 +3238,7 @@
           <w:p>
             <w:pPr>
               <w:pStyle w:val="Compact"/>
-              <w:jc w:val="center"/>
-            </w:pPr>
-            <w:r>
-              <w:t xml:space="preserve">✅</w:t>
-            </w:r>
+            </w:pPr>
           </w:p>
         </w:tc>
         <w:tc>
@@ -3411,13 +3268,13 @@
                 <w:bCs/>
                 <w:b/>
               </w:rPr>
-              <w:t xml:space="preserve">③ ★ 我们的负结果是读数错配的产物。</w:t>
-            </w:r>
-            <w:r>
-              <w:t xml:space="preserve"> </w:t>
-            </w:r>
-            <w:r>
-              <w:t xml:space="preserve">在几何读数（实词 2/3-gram Jaccard）上，G01 单题的 15 个臂对全部落在 0.053–0.077 的窄带内，而纯重跑地板是 0.0720 ⇒ 地板高于信号，状态机"无增量"</w:t>
+              <w:t xml:space="preserve">③ 我们的负结果是读数错配的产物。</w:t>
+            </w:r>
+            <w:r>
+              <w:t xml:space="preserve"> </w:t>
+            </w:r>
+            <w:r>
+              <w:t xml:space="preserve">在几何读数（实词 2/3-gram Jaccard）上，G01 单题的 15 个臂对全部落在 0.053–0.077 的窄带内，而纯重跑地板是 0.0720，地板高于信号，状态机"无增量"</w:t>
             </w:r>
           </w:p>
         </w:tc>
@@ -3452,11 +3309,7 @@
           <w:p>
             <w:pPr>
               <w:pStyle w:val="Compact"/>
-              <w:jc w:val="center"/>
-            </w:pPr>
-            <w:r>
-              <w:t xml:space="preserve">✅</w:t>
-            </w:r>
+            </w:pPr>
           </w:p>
         </w:tc>
         <w:tc>
@@ -3511,7 +3364,7 @@
               <w:t xml:space="preserve">取舍压缩丢事实是因果的</w:t>
             </w:r>
             <w:r>
-              <w:t xml:space="preserve">：C1 覆盖率显著低于 C0（Δ=−0.0423，p=0.0044），同时 C1 显著优于等调用数的中性臂 S（p_adj=0.0070）⇒ **不是"无效应"*</w:t>
+              <w:t xml:space="preserve">：C1 覆盖率显著低于 C0（Δ=−0.0423，p=0.0044），同时 C1 显著优于等调用数的中性臂 S（p_adj=0.0070），**不是"无效应"*</w:t>
             </w:r>
           </w:p>
         </w:tc>
@@ -3546,11 +3399,7 @@
           <w:p>
             <w:pPr>
               <w:pStyle w:val="Compact"/>
-              <w:jc w:val="center"/>
-            </w:pPr>
-            <w:r>
-              <w:t xml:space="preserve">✅</w:t>
-            </w:r>
+            </w:pPr>
           </w:p>
         </w:tc>
         <w:tc>
@@ -3605,7 +3454,7 @@
               <w:t xml:space="preserve">取舍压缩丢事实是因果的</w:t>
             </w:r>
             <w:r>
-              <w:t xml:space="preserve">：C1 覆盖率显著低于 C0（Δ=−0.0423，p=0.0044），同时 C1 显著优于等调用数的中性臂 S（p_adj=0.0070）⇒ **不是"无效应"*</w:t>
+              <w:t xml:space="preserve">：C1 覆盖率显著低于 C0（Δ=−0.0423，p=0.0044），同时 C1 显著优于等调用数的中性臂 S（p_adj=0.0070），**不是"无效应"*</w:t>
             </w:r>
           </w:p>
         </w:tc>
@@ -3640,11 +3489,7 @@
           <w:p>
             <w:pPr>
               <w:pStyle w:val="Compact"/>
-              <w:jc w:val="center"/>
-            </w:pPr>
-            <w:r>
-              <w:t xml:space="preserve">✅</w:t>
-            </w:r>
+            </w:pPr>
           </w:p>
         </w:tc>
         <w:tc>
@@ -3699,7 +3544,7 @@
               <w:t xml:space="preserve">取舍压缩丢事实是因果的</w:t>
             </w:r>
             <w:r>
-              <w:t xml:space="preserve">：C1 覆盖率显著低于 C0（Δ=−0.0423，p=0.0044），同时 C1 显著优于等调用数的中性臂 S（p_adj=0.0070）⇒ **不是"无效应"*</w:t>
+              <w:t xml:space="preserve">：C1 覆盖率显著低于 C0（Δ=−0.0423，p=0.0044），同时 C1 显著优于等调用数的中性臂 S（p_adj=0.0070），**不是"无效应"*</w:t>
             </w:r>
           </w:p>
         </w:tc>
@@ -3734,11 +3579,7 @@
           <w:p>
             <w:pPr>
               <w:pStyle w:val="Compact"/>
-              <w:jc w:val="center"/>
-            </w:pPr>
-            <w:r>
-              <w:t xml:space="preserve">✅</w:t>
-            </w:r>
+            </w:pPr>
           </w:p>
         </w:tc>
         <w:tc>
@@ -3796,7 +3637,7 @@
               <w:t xml:space="preserve"> </w:t>
             </w:r>
             <w:r>
-              <w:t xml:space="preserve">⇒ "状态机独有优势"</w:t>
+              <w:t xml:space="preserve">"状态机独有优势"</w:t>
             </w:r>
             <w:r>
               <w:rPr>
@@ -3822,7 +3663,7 @@
               <w:t xml:space="preserve">n≈20 配对</w:t>
             </w:r>
             <w:r>
-              <w:t xml:space="preserve">（10 题×4 样本）才稳 ⇒ 扩题 ≈</w:t>
+              <w:t xml:space="preserve">（10 题×4 样本）才稳，扩题 ≈</w:t>
             </w:r>
             <w:r>
               <w:t xml:space="preserve"> </w:t>
@@ -3873,11 +3714,7 @@
           <w:p>
             <w:pPr>
               <w:pStyle w:val="Compact"/>
-              <w:jc w:val="center"/>
-            </w:pPr>
-            <w:r>
-              <w:t xml:space="preserve">✅</w:t>
-            </w:r>
+            </w:pPr>
           </w:p>
         </w:tc>
         <w:tc>
@@ -3932,7 +3769,7 @@
               <w:t xml:space="preserve">取舍压缩丢事实是因果的</w:t>
             </w:r>
             <w:r>
-              <w:t xml:space="preserve">：C1 覆盖率显著低于 C0（Δ=−0.0423，p=0.0044），同时 C1 显著优于等调用数的中性臂 S（p_adj=0.0070）⇒ **不是"无效应"*</w:t>
+              <w:t xml:space="preserve">：C1 覆盖率显著低于 C0（Δ=−0.0423，p=0.0044），同时 C1 显著优于等调用数的中性臂 S（p_adj=0.0070），**不是"无效应"*</w:t>
             </w:r>
           </w:p>
         </w:tc>
@@ -3967,11 +3804,7 @@
           <w:p>
             <w:pPr>
               <w:pStyle w:val="Compact"/>
-              <w:jc w:val="center"/>
-            </w:pPr>
-            <w:r>
-              <w:t xml:space="preserve">✅</w:t>
-            </w:r>
+            </w:pPr>
           </w:p>
         </w:tc>
         <w:tc>
@@ -4095,11 +3928,7 @@
           <w:p>
             <w:pPr>
               <w:pStyle w:val="Compact"/>
-              <w:jc w:val="center"/>
-            </w:pPr>
-            <w:r>
-              <w:t xml:space="preserve">✅</w:t>
-            </w:r>
+            </w:pPr>
           </w:p>
         </w:tc>
         <w:tc>
@@ -4191,11 +4020,7 @@
           <w:p>
             <w:pPr>
               <w:pStyle w:val="Compact"/>
-              <w:jc w:val="center"/>
-            </w:pPr>
-            <w:r>
-              <w:t xml:space="preserve">✅</w:t>
-            </w:r>
+            </w:pPr>
           </w:p>
         </w:tc>
         <w:tc>
@@ -4247,7 +4072,7 @@
               <w:t xml:space="preserve">0.1021</w:t>
             </w:r>
             <w:r>
-              <w:t xml:space="preserve">（区间 0.073–0.135）⇒ 三个候选</w:t>
+              <w:t xml:space="preserve">（区间 0.073–0.135），三个候选</w:t>
             </w:r>
             <w:r>
               <w:rPr>
@@ -4292,11 +4117,7 @@
           <w:p>
             <w:pPr>
               <w:pStyle w:val="Compact"/>
-              <w:jc w:val="center"/>
-            </w:pPr>
-            <w:r>
-              <w:t xml:space="preserve">✅</w:t>
-            </w:r>
+            </w:pPr>
           </w:p>
         </w:tc>
         <w:tc>
@@ -4313,7 +4134,7 @@
               <w:t xml:space="preserve">&lt;底稿&gt;/04_D_StateMachine_底稿.md:25</w:t>
             </w:r>
             <w:r>
-              <w:t xml:space="preserve">（★ 本行源行摘录为</w:t>
+              <w:t xml:space="preserve">（本行源行摘录为</w:t>
             </w:r>
             <w:r>
               <w:rPr>
@@ -4349,7 +4170,7 @@
                 <w:bCs/>
                 <w:b/>
               </w:rPr>
-              <w:t xml:space="preserve">④ ★ 双判官交叉验证。</w:t>
+              <w:t xml:space="preserve">④ 双判官交叉验证。</w:t>
             </w:r>
             <w:r>
               <w:t xml:space="preserve"> </w:t>
@@ -4365,7 +4186,7 @@
               <w:t xml:space="preserve">三个判官在核心对比上给出完全相同的数字（0胜6负，位置一致率 1.00）</w:t>
             </w:r>
             <w:r>
-              <w:t xml:space="preserve">，方向在六个对比中全部一致〔★</w:t>
+              <w:t xml:space="preserve">，方向在六个对比中全部一致〔</w:t>
             </w:r>
             <w:r>
               <w:t xml:space="preserve"> </w:t>
@@ -4378,10 +4199,7 @@
               <w:t xml:space="preserve">底稿逐字原文</w:t>
             </w:r>
             <w:r>
-              <w:t xml:space="preserve">；D 篇摘要⑤ 已按外部审稿改写为"集中在最强对比上，不是六条全等"⇒</w:t>
-            </w:r>
-            <w:r>
-              <w:t xml:space="preserve"> </w:t>
+              <w:t xml:space="preserve">；D 篇摘要⑤ 已按外部审稿改写为"集中在最强对比上，不是六条全等"，</w:t>
             </w:r>
             <w:r>
               <w:rPr>
@@ -4391,7 +4209,7 @@
               <w:t xml:space="preserve">本处不作为现行主张</w:t>
             </w:r>
             <w:r>
-              <w:t xml:space="preserve">〕 ⇒ **</w:t>
+              <w:t xml:space="preserve">〕，**</w:t>
             </w:r>
           </w:p>
         </w:tc>
@@ -4426,11 +4244,7 @@
           <w:p>
             <w:pPr>
               <w:pStyle w:val="Compact"/>
-              <w:jc w:val="center"/>
-            </w:pPr>
-            <w:r>
-              <w:t xml:space="preserve">✅</w:t>
-            </w:r>
+            </w:pPr>
           </w:p>
         </w:tc>
         <w:tc>
@@ -4460,13 +4274,13 @@
                 <w:bCs/>
                 <w:b/>
               </w:rPr>
-              <w:t xml:space="preserve">③ ★ 我们的负结果是读数错配的产物。</w:t>
-            </w:r>
-            <w:r>
-              <w:t xml:space="preserve"> </w:t>
-            </w:r>
-            <w:r>
-              <w:t xml:space="preserve">在几何读数（实词 2/3-gram Jaccard）上，G01 单题的 15 个臂对全部落在 0.053–0.077 的窄带内，而纯重跑地板是 0.0720 ⇒ 地板高于信号，状态机"无增量"</w:t>
+              <w:t xml:space="preserve">③ 我们的负结果是读数错配的产物。</w:t>
+            </w:r>
+            <w:r>
+              <w:t xml:space="preserve"> </w:t>
+            </w:r>
+            <w:r>
+              <w:t xml:space="preserve">在几何读数（实词 2/3-gram Jaccard）上，G01 单题的 15 个臂对全部落在 0.053–0.077 的窄带内，而纯重跑地板是 0.0720，地板高于信号，状态机"无增量"</w:t>
             </w:r>
           </w:p>
         </w:tc>
@@ -4501,11 +4315,7 @@
           <w:p>
             <w:pPr>
               <w:pStyle w:val="Compact"/>
-              <w:jc w:val="center"/>
-            </w:pPr>
-            <w:r>
-              <w:t xml:space="preserve">✅</w:t>
-            </w:r>
+            </w:pPr>
           </w:p>
         </w:tc>
         <w:tc>
@@ -4608,7 +4418,7 @@
               <w:jc w:val="center"/>
             </w:pPr>
             <w:r>
-              <w:t xml:space="preserve">★ n基线</w:t>
+              <w:t xml:space="preserve">n基线</w:t>
             </w:r>
           </w:p>
         </w:tc>
@@ -4629,11 +4439,7 @@
           <w:p>
             <w:pPr>
               <w:pStyle w:val="Compact"/>
-              <w:jc w:val="center"/>
-            </w:pPr>
-            <w:r>
-              <w:t xml:space="preserve">✅</w:t>
-            </w:r>
+            </w:pPr>
           </w:p>
         </w:tc>
         <w:tc>
@@ -4673,7 +4479,7 @@
               <w:jc w:val="center"/>
             </w:pPr>
             <w:r>
-              <w:t xml:space="preserve">★ n基线</w:t>
+              <w:t xml:space="preserve">n基线</w:t>
             </w:r>
           </w:p>
         </w:tc>
@@ -4694,11 +4500,7 @@
           <w:p>
             <w:pPr>
               <w:pStyle w:val="Compact"/>
-              <w:jc w:val="center"/>
-            </w:pPr>
-            <w:r>
-              <w:t xml:space="preserve">✅</w:t>
-            </w:r>
+            </w:pPr>
           </w:p>
         </w:tc>
         <w:tc>
@@ -4738,7 +4540,7 @@
               <w:jc w:val="center"/>
             </w:pPr>
             <w:r>
-              <w:t xml:space="preserve">★ n基线</w:t>
+              <w:t xml:space="preserve">n基线</w:t>
             </w:r>
           </w:p>
         </w:tc>
@@ -4759,11 +4561,7 @@
           <w:p>
             <w:pPr>
               <w:pStyle w:val="Compact"/>
-              <w:jc w:val="center"/>
-            </w:pPr>
-            <w:r>
-              <w:t xml:space="preserve">✅</w:t>
-            </w:r>
+            </w:pPr>
           </w:p>
         </w:tc>
         <w:tc>
@@ -4803,7 +4601,7 @@
               <w:jc w:val="center"/>
             </w:pPr>
             <w:r>
-              <w:t xml:space="preserve">★ n基线</w:t>
+              <w:t xml:space="preserve">n基线</w:t>
             </w:r>
           </w:p>
         </w:tc>
@@ -4824,11 +4622,7 @@
           <w:p>
             <w:pPr>
               <w:pStyle w:val="Compact"/>
-              <w:jc w:val="center"/>
-            </w:pPr>
-            <w:r>
-              <w:t xml:space="preserve">✅</w:t>
-            </w:r>
+            </w:pPr>
           </w:p>
         </w:tc>
         <w:tc>
@@ -4884,7 +4678,7 @@
               <w:jc w:val="center"/>
             </w:pPr>
             <w:r>
-              <w:t xml:space="preserve">★ 嵌套校准</w:t>
+              <w:t xml:space="preserve">嵌套校准</w:t>
             </w:r>
           </w:p>
         </w:tc>
@@ -4905,11 +4699,7 @@
           <w:p>
             <w:pPr>
               <w:pStyle w:val="Compact"/>
-              <w:jc w:val="center"/>
-            </w:pPr>
-            <w:r>
-              <w:t xml:space="preserve">✅</w:t>
-            </w:r>
+            </w:pPr>
           </w:p>
         </w:tc>
         <w:tc>
@@ -4965,7 +4755,7 @@
               <w:jc w:val="center"/>
             </w:pPr>
             <w:r>
-              <w:t xml:space="preserve">★ 嵌套校准</w:t>
+              <w:t xml:space="preserve">嵌套校准</w:t>
             </w:r>
           </w:p>
         </w:tc>
@@ -4986,11 +4776,7 @@
           <w:p>
             <w:pPr>
               <w:pStyle w:val="Compact"/>
-              <w:jc w:val="center"/>
-            </w:pPr>
-            <w:r>
-              <w:t xml:space="preserve">✅</w:t>
-            </w:r>
+            </w:pPr>
           </w:p>
         </w:tc>
         <w:tc>
@@ -5048,7 +4834,7 @@
               <w:t xml:space="preserve"> </w:t>
             </w:r>
             <w:r>
-              <w:t xml:space="preserve">／ ★</w:t>
+              <w:t xml:space="preserve">／</w:t>
             </w:r>
             <w:r>
               <w:t xml:space="preserve"> </w:t>
@@ -5078,7 +4864,7 @@
               <w:jc w:val="center"/>
             </w:pPr>
             <w:r>
-              <w:t xml:space="preserve">★ ToT臂</w:t>
+              <w:t xml:space="preserve">ToT臂</w:t>
             </w:r>
           </w:p>
         </w:tc>
@@ -5099,11 +4885,7 @@
           <w:p>
             <w:pPr>
               <w:pStyle w:val="Compact"/>
-              <w:jc w:val="center"/>
-            </w:pPr>
-            <w:r>
-              <w:t xml:space="preserve">✅</w:t>
-            </w:r>
+            </w:pPr>
           </w:p>
         </w:tc>
         <w:tc>
@@ -5159,7 +4941,7 @@
               <w:jc w:val="center"/>
             </w:pPr>
             <w:r>
-              <w:t xml:space="preserve">★ ToT臂</w:t>
+              <w:t xml:space="preserve">ToT臂</w:t>
             </w:r>
           </w:p>
         </w:tc>
@@ -5180,11 +4962,7 @@
           <w:p>
             <w:pPr>
               <w:pStyle w:val="Compact"/>
-              <w:jc w:val="center"/>
-            </w:pPr>
-            <w:r>
-              <w:t xml:space="preserve">✅</w:t>
-            </w:r>
+            </w:pPr>
           </w:p>
         </w:tc>
         <w:tc>
@@ -5240,7 +5018,7 @@
               <w:jc w:val="center"/>
             </w:pPr>
             <w:r>
-              <w:t xml:space="preserve">★ ToT臂</w:t>
+              <w:t xml:space="preserve">ToT臂</w:t>
             </w:r>
           </w:p>
         </w:tc>
@@ -5261,11 +5039,7 @@
           <w:p>
             <w:pPr>
               <w:pStyle w:val="Compact"/>
-              <w:jc w:val="center"/>
-            </w:pPr>
-            <w:r>
-              <w:t xml:space="preserve">✅</w:t>
-            </w:r>
+            </w:pPr>
           </w:p>
         </w:tc>
         <w:tc>
@@ -5321,7 +5095,7 @@
               <w:jc w:val="center"/>
             </w:pPr>
             <w:r>
-              <w:t xml:space="preserve">★ ACL2026</w:t>
+              <w:t xml:space="preserve">ACL2026</w:t>
             </w:r>
           </w:p>
         </w:tc>
@@ -5342,11 +5116,7 @@
           <w:p>
             <w:pPr>
               <w:pStyle w:val="Compact"/>
-              <w:jc w:val="center"/>
-            </w:pPr>
-            <w:r>
-              <w:t xml:space="preserve">✅</w:t>
-            </w:r>
+            </w:pPr>
           </w:p>
         </w:tc>
         <w:tc>
@@ -5386,7 +5156,7 @@
               <w:jc w:val="center"/>
             </w:pPr>
             <w:r>
-              <w:t xml:space="preserve">★ ACL2026</w:t>
+              <w:t xml:space="preserve">ACL2026</w:t>
             </w:r>
           </w:p>
         </w:tc>
@@ -5407,11 +5177,7 @@
           <w:p>
             <w:pPr>
               <w:pStyle w:val="Compact"/>
-              <w:jc w:val="center"/>
-            </w:pPr>
-            <w:r>
-              <w:t xml:space="preserve">✅</w:t>
-            </w:r>
+            </w:pPr>
           </w:p>
         </w:tc>
         <w:tc>
@@ -5451,7 +5217,7 @@
               <w:jc w:val="center"/>
             </w:pPr>
             <w:r>
-              <w:t xml:space="preserve">★ ACL2026</w:t>
+              <w:t xml:space="preserve">ACL2026</w:t>
             </w:r>
           </w:p>
         </w:tc>
@@ -5472,11 +5238,7 @@
           <w:p>
             <w:pPr>
               <w:pStyle w:val="Compact"/>
-              <w:jc w:val="center"/>
-            </w:pPr>
-            <w:r>
-              <w:t xml:space="preserve">✅</w:t>
-            </w:r>
+            </w:pPr>
           </w:p>
         </w:tc>
         <w:tc>
@@ -5516,7 +5278,7 @@
               <w:jc w:val="center"/>
             </w:pPr>
             <w:r>
-              <w:t xml:space="preserve">★ ACL2026</w:t>
+              <w:t xml:space="preserve">ACL2026</w:t>
             </w:r>
           </w:p>
         </w:tc>
@@ -5537,11 +5299,7 @@
           <w:p>
             <w:pPr>
               <w:pStyle w:val="Compact"/>
-              <w:jc w:val="center"/>
-            </w:pPr>
-            <w:r>
-              <w:t xml:space="preserve">✅</w:t>
-            </w:r>
+            </w:pPr>
           </w:p>
         </w:tc>
         <w:tc>
@@ -5581,7 +5339,7 @@
               <w:jc w:val="center"/>
             </w:pPr>
             <w:r>
-              <w:t xml:space="preserve">★ ACL2026</w:t>
+              <w:t xml:space="preserve">ACL2026</w:t>
             </w:r>
           </w:p>
         </w:tc>
@@ -5602,11 +5360,7 @@
           <w:p>
             <w:pPr>
               <w:pStyle w:val="Compact"/>
-              <w:jc w:val="center"/>
-            </w:pPr>
-            <w:r>
-              <w:t xml:space="preserve">✅</w:t>
-            </w:r>
+            </w:pPr>
           </w:p>
         </w:tc>
         <w:tc>
@@ -5646,7 +5400,7 @@
               <w:jc w:val="center"/>
             </w:pPr>
             <w:r>
-              <w:t xml:space="preserve">★ ACL2026</w:t>
+              <w:t xml:space="preserve">ACL2026</w:t>
             </w:r>
           </w:p>
         </w:tc>
@@ -5667,11 +5421,7 @@
           <w:p>
             <w:pPr>
               <w:pStyle w:val="Compact"/>
-              <w:jc w:val="center"/>
-            </w:pPr>
-            <w:r>
-              <w:t xml:space="preserve">✅</w:t>
-            </w:r>
+            </w:pPr>
           </w:p>
         </w:tc>
         <w:tc>
@@ -5711,7 +5461,7 @@
               <w:jc w:val="center"/>
             </w:pPr>
             <w:r>
-              <w:t xml:space="preserve">★ ACL2026</w:t>
+              <w:t xml:space="preserve">ACL2026</w:t>
             </w:r>
           </w:p>
         </w:tc>
@@ -5732,11 +5482,7 @@
           <w:p>
             <w:pPr>
               <w:pStyle w:val="Compact"/>
-              <w:jc w:val="center"/>
-            </w:pPr>
-            <w:r>
-              <w:t xml:space="preserve">✅</w:t>
-            </w:r>
+            </w:pPr>
           </w:p>
         </w:tc>
         <w:tc>
@@ -5776,7 +5522,7 @@
               <w:jc w:val="center"/>
             </w:pPr>
             <w:r>
-              <w:t xml:space="preserve">★ ACL2026</w:t>
+              <w:t xml:space="preserve">ACL2026</w:t>
             </w:r>
           </w:p>
         </w:tc>
@@ -5797,11 +5543,7 @@
           <w:p>
             <w:pPr>
               <w:pStyle w:val="Compact"/>
-              <w:jc w:val="center"/>
-            </w:pPr>
-            <w:r>
-              <w:t xml:space="preserve">✅</w:t>
-            </w:r>
+            </w:pPr>
           </w:p>
         </w:tc>
         <w:tc>
@@ -5841,22 +5583,19 @@
               <w:jc w:val="center"/>
             </w:pPr>
             <w:r>
-              <w:t xml:space="preserve">★ ACL2026</w:t>
-            </w:r>
-          </w:p>
-        </w:tc>
-        <w:tc>
-          <w:tcPr/>
-          <w:p>
-            <w:pPr>
-              <w:pStyle w:val="Compact"/>
-              <w:jc w:val="left"/>
-            </w:pPr>
-            <w:r>
-              <w:t xml:space="preserve">Vendi/N 中间档位（★</w:t>
-            </w:r>
-            <w:r>
-              <w:t xml:space="preserve"> </w:t>
+              <w:t xml:space="preserve">ACL2026</w:t>
+            </w:r>
+          </w:p>
+        </w:tc>
+        <w:tc>
+          <w:tcPr/>
+          <w:p>
+            <w:pPr>
+              <w:pStyle w:val="Compact"/>
+              <w:jc w:val="left"/>
+            </w:pPr>
+            <w:r>
+              <w:t xml:space="preserve">Vendi/N 中间档位（</w:t>
             </w:r>
             <w:r>
               <w:rPr>
@@ -5875,11 +5614,7 @@
           <w:p>
             <w:pPr>
               <w:pStyle w:val="Compact"/>
-              <w:jc w:val="center"/>
-            </w:pPr>
-            <w:r>
-              <w:t xml:space="preserve">✅</w:t>
-            </w:r>
+            </w:pPr>
           </w:p>
         </w:tc>
         <w:tc>
@@ -5905,21 +5640,21 @@
               <w:jc w:val="left"/>
             </w:pPr>
             <w:r>
-              <w:t xml:space="preserve">Mean 3.09 3.22 3.24 3.37 3.32（÷N ⇒ 1.0300／0.8050／0.6480／0.5617／0.4743；复算端点与原文正文 1.03／0.47 吻合）</w:t>
-            </w:r>
-          </w:p>
-        </w:tc>
-      </w:tr>
-      <w:tr>
-        <w:tc>
-          <w:tcPr/>
-          <w:p>
-            <w:pPr>
-              <w:pStyle w:val="Compact"/>
-              <w:jc w:val="center"/>
-            </w:pPr>
-            <w:r>
-              <w:t xml:space="preserve">★ ACL2026</w:t>
+              <w:t xml:space="preserve">Mean 3.09 3.22 3.24 3.37 3.32（÷N，1.0300／0.8050／0.6480／0.5617／0.4743；复算端点与原文正文 1.03／0.47 吻合）</w:t>
+            </w:r>
+          </w:p>
+        </w:tc>
+      </w:tr>
+      <w:tr>
+        <w:tc>
+          <w:tcPr/>
+          <w:p>
+            <w:pPr>
+              <w:pStyle w:val="Compact"/>
+              <w:jc w:val="center"/>
+            </w:pPr>
+            <w:r>
+              <w:t xml:space="preserve">ACL2026</w:t>
             </w:r>
           </w:p>
         </w:tc>
@@ -5940,11 +5675,7 @@
           <w:p>
             <w:pPr>
               <w:pStyle w:val="Compact"/>
-              <w:jc w:val="center"/>
-            </w:pPr>
-            <w:r>
-              <w:t xml:space="preserve">✅</w:t>
-            </w:r>
+            </w:pPr>
           </w:p>
         </w:tc>
         <w:tc>
@@ -5984,7 +5715,7 @@
               <w:jc w:val="center"/>
             </w:pPr>
             <w:r>
-              <w:t xml:space="preserve">★ ACL2026</w:t>
+              <w:t xml:space="preserve">ACL2026</w:t>
             </w:r>
           </w:p>
         </w:tc>
@@ -6005,11 +5736,7 @@
           <w:p>
             <w:pPr>
               <w:pStyle w:val="Compact"/>
-              <w:jc w:val="center"/>
-            </w:pPr>
-            <w:r>
-              <w:t xml:space="preserve">✅</w:t>
-            </w:r>
+            </w:pPr>
           </w:p>
         </w:tc>
         <w:tc>
@@ -6049,7 +5776,7 @@
               <w:jc w:val="center"/>
             </w:pPr>
             <w:r>
-              <w:t xml:space="preserve">★ ACL2026</w:t>
+              <w:t xml:space="preserve">ACL2026</w:t>
             </w:r>
           </w:p>
         </w:tc>
@@ -6070,11 +5797,7 @@
           <w:p>
             <w:pPr>
               <w:pStyle w:val="Compact"/>
-              <w:jc w:val="center"/>
-            </w:pPr>
-            <w:r>
-              <w:t xml:space="preserve">✅</w:t>
-            </w:r>
+            </w:pPr>
           </w:p>
         </w:tc>
         <w:tc>
@@ -6114,7 +5837,7 @@
               <w:jc w:val="center"/>
             </w:pPr>
             <w:r>
-              <w:t xml:space="preserve">★ ACL2026</w:t>
+              <w:t xml:space="preserve">ACL2026</w:t>
             </w:r>
           </w:p>
         </w:tc>
@@ -6135,11 +5858,7 @@
           <w:p>
             <w:pPr>
               <w:pStyle w:val="Compact"/>
-              <w:jc w:val="center"/>
-            </w:pPr>
-            <w:r>
-              <w:t xml:space="preserve">✅</w:t>
-            </w:r>
+            </w:pPr>
           </w:p>
         </w:tc>
         <w:tc>
@@ -6179,7 +5898,7 @@
               <w:jc w:val="center"/>
             </w:pPr>
             <w:r>
-              <w:t xml:space="preserve">★ ACL2026</w:t>
+              <w:t xml:space="preserve">ACL2026</w:t>
             </w:r>
           </w:p>
         </w:tc>
@@ -6200,11 +5919,7 @@
           <w:p>
             <w:pPr>
               <w:pStyle w:val="Compact"/>
-              <w:jc w:val="center"/>
-            </w:pPr>
-            <w:r>
-              <w:t xml:space="preserve">✅</w:t>
-            </w:r>
+            </w:pPr>
           </w:p>
         </w:tc>
         <w:tc>
@@ -6244,7 +5959,7 @@
               <w:jc w:val="center"/>
             </w:pPr>
             <w:r>
-              <w:t xml:space="preserve">★ ACL2026</w:t>
+              <w:t xml:space="preserve">ACL2026</w:t>
             </w:r>
           </w:p>
         </w:tc>
@@ -6265,11 +5980,7 @@
           <w:p>
             <w:pPr>
               <w:pStyle w:val="Compact"/>
-              <w:jc w:val="center"/>
-            </w:pPr>
-            <w:r>
-              <w:t xml:space="preserve">✅</w:t>
-            </w:r>
+            </w:pPr>
           </w:p>
         </w:tc>
         <w:tc>
@@ -6309,7 +6020,7 @@
               <w:jc w:val="center"/>
             </w:pPr>
             <w:r>
-              <w:t xml:space="preserve">★ ACL2026</w:t>
+              <w:t xml:space="preserve">ACL2026</w:t>
             </w:r>
           </w:p>
         </w:tc>
@@ -6330,11 +6041,7 @@
           <w:p>
             <w:pPr>
               <w:pStyle w:val="Compact"/>
-              <w:jc w:val="center"/>
-            </w:pPr>
-            <w:r>
-              <w:t xml:space="preserve">✅</w:t>
-            </w:r>
+            </w:pPr>
           </w:p>
         </w:tc>
         <w:tc>
@@ -6374,7 +6081,7 @@
               <w:jc w:val="center"/>
             </w:pPr>
             <w:r>
-              <w:t xml:space="preserve">★ ACL2026</w:t>
+              <w:t xml:space="preserve">ACL2026</w:t>
             </w:r>
           </w:p>
         </w:tc>
@@ -6395,11 +6102,7 @@
           <w:p>
             <w:pPr>
               <w:pStyle w:val="Compact"/>
-              <w:jc w:val="center"/>
-            </w:pPr>
-            <w:r>
-              <w:t xml:space="preserve">✅</w:t>
-            </w:r>
+            </w:pPr>
           </w:p>
         </w:tc>
         <w:tc>
@@ -6439,7 +6142,7 @@
               <w:jc w:val="center"/>
             </w:pPr>
             <w:r>
-              <w:t xml:space="preserve">★ ACL2026</w:t>
+              <w:t xml:space="preserve">ACL2026</w:t>
             </w:r>
           </w:p>
         </w:tc>
@@ -6460,11 +6163,7 @@
           <w:p>
             <w:pPr>
               <w:pStyle w:val="Compact"/>
-              <w:jc w:val="center"/>
-            </w:pPr>
-            <w:r>
-              <w:t xml:space="preserve">✅</w:t>
-            </w:r>
+            </w:pPr>
           </w:p>
         </w:tc>
         <w:tc>
@@ -6504,7 +6203,7 @@
               <w:jc w:val="center"/>
             </w:pPr>
             <w:r>
-              <w:t xml:space="preserve">★ ACL2026</w:t>
+              <w:t xml:space="preserve">ACL2026</w:t>
             </w:r>
           </w:p>
         </w:tc>
@@ -6525,11 +6224,7 @@
           <w:p>
             <w:pPr>
               <w:pStyle w:val="Compact"/>
-              <w:jc w:val="center"/>
-            </w:pPr>
-            <w:r>
-              <w:t xml:space="preserve">✅</w:t>
-            </w:r>
+            </w:pPr>
           </w:p>
         </w:tc>
         <w:tc>
@@ -6569,7 +6264,7 @@
               <w:jc w:val="center"/>
             </w:pPr>
             <w:r>
-              <w:t xml:space="preserve">★★ ACL2026</w:t>
+              <w:t xml:space="preserve">ACL2026</w:t>
             </w:r>
           </w:p>
         </w:tc>
@@ -6590,11 +6285,7 @@
           <w:p>
             <w:pPr>
               <w:pStyle w:val="Compact"/>
-              <w:jc w:val="center"/>
-            </w:pPr>
-            <w:r>
-              <w:t xml:space="preserve">✅</w:t>
-            </w:r>
+            </w:pPr>
           </w:p>
         </w:tc>
         <w:tc>
@@ -6634,7 +6325,7 @@
               <w:jc w:val="center"/>
             </w:pPr>
             <w:r>
-              <w:t xml:space="preserve">★★ ACL2026</w:t>
+              <w:t xml:space="preserve">ACL2026</w:t>
             </w:r>
           </w:p>
         </w:tc>
@@ -6655,11 +6346,7 @@
           <w:p>
             <w:pPr>
               <w:pStyle w:val="Compact"/>
-              <w:jc w:val="center"/>
-            </w:pPr>
-            <w:r>
-              <w:t xml:space="preserve">✅</w:t>
-            </w:r>
+            </w:pPr>
           </w:p>
         </w:tc>
         <w:tc>
@@ -6699,7 +6386,7 @@
               <w:jc w:val="center"/>
             </w:pPr>
             <w:r>
-              <w:t xml:space="preserve">★★ ACL2026</w:t>
+              <w:t xml:space="preserve">ACL2026</w:t>
             </w:r>
           </w:p>
         </w:tc>
@@ -6720,11 +6407,7 @@
           <w:p>
             <w:pPr>
               <w:pStyle w:val="Compact"/>
-              <w:jc w:val="center"/>
-            </w:pPr>
-            <w:r>
-              <w:t xml:space="preserve">✅</w:t>
-            </w:r>
+            </w:pPr>
           </w:p>
         </w:tc>
         <w:tc>
@@ -6764,7 +6447,7 @@
               <w:jc w:val="center"/>
             </w:pPr>
             <w:r>
-              <w:t xml:space="preserve">★ ACL2026</w:t>
+              <w:t xml:space="preserve">ACL2026</w:t>
             </w:r>
           </w:p>
         </w:tc>
@@ -6785,11 +6468,7 @@
           <w:p>
             <w:pPr>
               <w:pStyle w:val="Compact"/>
-              <w:jc w:val="center"/>
-            </w:pPr>
-            <w:r>
-              <w:t xml:space="preserve">✅</w:t>
-            </w:r>
+            </w:pPr>
           </w:p>
         </w:tc>
         <w:tc>
@@ -6850,11 +6529,7 @@
           <w:p>
             <w:pPr>
               <w:pStyle w:val="Compact"/>
-              <w:jc w:val="center"/>
-            </w:pPr>
-            <w:r>
-              <w:t xml:space="preserve">✅</w:t>
-            </w:r>
+            </w:pPr>
           </w:p>
         </w:tc>
         <w:tc>
@@ -6975,11 +6650,7 @@
           <w:p>
             <w:pPr>
               <w:pStyle w:val="Compact"/>
-              <w:jc w:val="center"/>
-            </w:pPr>
-            <w:r>
-              <w:t xml:space="preserve">✅</w:t>
-            </w:r>
+            </w:pPr>
           </w:p>
         </w:tc>
         <w:tc>
@@ -7055,11 +6726,7 @@
           <w:p>
             <w:pPr>
               <w:pStyle w:val="Compact"/>
-              <w:jc w:val="center"/>
-            </w:pPr>
-            <w:r>
-              <w:t xml:space="preserve">✅</w:t>
-            </w:r>
+            </w:pPr>
           </w:p>
         </w:tc>
         <w:tc>
@@ -7117,7 +6784,7 @@
               <w:jc w:val="center"/>
             </w:pPr>
             <w:r>
-              <w:t xml:space="preserve">★ ToT臂</w:t>
+              <w:t xml:space="preserve">ToT臂</w:t>
             </w:r>
           </w:p>
         </w:tc>
@@ -7138,11 +6805,7 @@
           <w:p>
             <w:pPr>
               <w:pStyle w:val="Compact"/>
-              <w:jc w:val="center"/>
-            </w:pPr>
-            <w:r>
-              <w:t xml:space="preserve">✅</w:t>
-            </w:r>
+            </w:pPr>
           </w:p>
         </w:tc>
         <w:tc>
@@ -7219,11 +6882,7 @@
           <w:p>
             <w:pPr>
               <w:pStyle w:val="Compact"/>
-              <w:jc w:val="center"/>
-            </w:pPr>
-            <w:r>
-              <w:t xml:space="preserve">✅</w:t>
-            </w:r>
+            </w:pPr>
           </w:p>
         </w:tc>
         <w:tc>
@@ -7291,11 +6950,7 @@
           <w:p>
             <w:pPr>
               <w:pStyle w:val="Compact"/>
-              <w:jc w:val="center"/>
-            </w:pPr>
-            <w:r>
-              <w:t xml:space="preserve">✅</w:t>
-            </w:r>
+            </w:pPr>
           </w:p>
         </w:tc>
         <w:tc>
@@ -7366,11 +7021,7 @@
           <w:p>
             <w:pPr>
               <w:pStyle w:val="Compact"/>
-              <w:jc w:val="center"/>
-            </w:pPr>
-            <w:r>
-              <w:t xml:space="preserve">✅</w:t>
-            </w:r>
+            </w:pPr>
           </w:p>
         </w:tc>
         <w:tc>
@@ -7431,11 +7082,7 @@
           <w:p>
             <w:pPr>
               <w:pStyle w:val="Compact"/>
-              <w:jc w:val="center"/>
-            </w:pPr>
-            <w:r>
-              <w:t xml:space="preserve">✅</w:t>
-            </w:r>
+            </w:pPr>
           </w:p>
         </w:tc>
         <w:tc>
@@ -7496,11 +7143,7 @@
           <w:p>
             <w:pPr>
               <w:pStyle w:val="Compact"/>
-              <w:jc w:val="center"/>
-            </w:pPr>
-            <w:r>
-              <w:t xml:space="preserve">✅</w:t>
-            </w:r>
+            </w:pPr>
           </w:p>
         </w:tc>
         <w:tc>
@@ -7526,7 +7169,7 @@
               <w:jc w:val="left"/>
             </w:pPr>
             <w:r>
-              <w:t xml:space="preserve">／ 5 ／ b5-select-p0 ／ 4.30 ／（★ 该行实为 4 支：第 5 支命中已下架的 MiniMax-M2.1 ⇒ 空串被 if o 过滤；见 A 篇附录 D.1）</w:t>
+              <w:t xml:space="preserve">／ 5 ／ b5-select-p0 ／ 4.30 ／（该行实为 4 支：第 5 支命中已下架的 MiniMax-M2.1，空串被 if o 过滤；见 A 篇附录 D.1）</w:t>
             </w:r>
           </w:p>
         </w:tc>
@@ -7561,11 +7204,7 @@
           <w:p>
             <w:pPr>
               <w:pStyle w:val="Compact"/>
-              <w:jc w:val="center"/>
-            </w:pPr>
-            <w:r>
-              <w:t xml:space="preserve">✅</w:t>
-            </w:r>
+            </w:pPr>
           </w:p>
         </w:tc>
         <w:tc>
@@ -7598,7 +7237,7 @@
               <w:t xml:space="preserve">1 分支 ≈ 5 分支。</w:t>
             </w:r>
             <w:r>
-              <w:t xml:space="preserve">（★ A 篇已按实测改为「1 分支 ≈ 4 分支」，源报告原表述随之说明）</w:t>
+              <w:t xml:space="preserve">（A 篇已按实测改为「1 分支 ≈ 4 分支」，源报告原表述随之说明）</w:t>
             </w:r>
           </w:p>
         </w:tc>
@@ -7633,11 +7272,7 @@
           <w:p>
             <w:pPr>
               <w:pStyle w:val="Compact"/>
-              <w:jc w:val="center"/>
-            </w:pPr>
-            <w:r>
-              <w:t xml:space="preserve">✅</w:t>
-            </w:r>
+            </w:pPr>
           </w:p>
         </w:tc>
         <w:tc>
@@ -7763,11 +7398,7 @@
           <w:p>
             <w:pPr>
               <w:pStyle w:val="Compact"/>
-              <w:jc w:val="center"/>
-            </w:pPr>
-            <w:r>
-              <w:t xml:space="preserve">✅</w:t>
-            </w:r>
+            </w:pPr>
           </w:p>
         </w:tc>
         <w:tc>
@@ -7809,7 +7440,7 @@
               <w:t xml:space="preserve"> </w:t>
             </w:r>
             <w:r>
-              <w:t xml:space="preserve">⇒ 缺的不是想法，是</w:t>
+              <w:t xml:space="preserve">缺的不是想法，是</w:t>
             </w:r>
             <w:r>
               <w:rPr>

--- a/papers/08_回源对照表.docx
+++ b/papers/08_回源对照表.docx
@@ -7555,7 +7555,7 @@
               <w:rPr>
                 <w:rStyle w:val="VerbatimChar"/>
               </w:rPr>
-              <w:t xml:space="preserve">✅</w:t>
+              <w:t xml:space="preserve">【已核】</w:t>
             </w:r>
             <w:r>
               <w:t xml:space="preserve"> </w:t>
@@ -7602,7 +7602,7 @@
               <w:rPr>
                 <w:rStyle w:val="VerbatimChar"/>
               </w:rPr>
-              <w:t xml:space="preserve">✅</w:t>
+              <w:t xml:space="preserve">【已核】</w:t>
             </w:r>
             <w:r>
               <w:t xml:space="preserve"> </w:t>
@@ -7656,7 +7656,7 @@
               <w:rPr>
                 <w:rStyle w:val="VerbatimChar"/>
               </w:rPr>
-              <w:t xml:space="preserve">◐</w:t>
+              <w:t xml:space="preserve">【方向】</w:t>
             </w:r>
             <w:r>
               <w:t xml:space="preserve"> </w:t>
